--- a/unacita/proces_verbal_2026-09-28.docx
+++ b/unacita/proces_verbal_2026-09-28.docx
@@ -448,7 +448,7 @@
     <w:sectPr>
       <w:headerReference w:type="default" r:id="rId9"/>
       <w:pgSz w:w="11906" w:h="16838"/>
-      <w:pgMar w:top="3742" w:right="1701" w:bottom="2154" w:left="1701" w:header="283" w:footer="720" w:gutter="0"/>
+      <w:pgMar w:top="2721" w:right="1701" w:bottom="2154" w:left="1701" w:header="283" w:footer="720" w:gutter="0"/>
       <w:cols w:space="720"/>
       <w:docGrid w:linePitch="360"/>
     </w:sectPr>
